--- a/Quickfix Documentation/CHAPTER FIVE.docx
+++ b/Quickfix Documentation/CHAPTER FIVE.docx
@@ -3325,7 +3325,15 @@
       </w:pPr>
       <w:r>
         <w:lastRenderedPageBreak/>
-        <w:t>Speed: Average page load time measured at 1.9 seconds on a simulated 3G connection — within the 3-second non-functional requirement specified in Chapter Three.</w:t>
+        <w:t xml:space="preserve">Speed: Average page load time measured at 1.9 seconds on a simulated 3G </w:t>
+      </w:r>
+      <w:proofErr w:type="gramStart"/>
+      <w:r>
+        <w:t>connection  within</w:t>
+      </w:r>
+      <w:proofErr w:type="gramEnd"/>
+      <w:r>
+        <w:t xml:space="preserve"> the 3-second non-functional requirement specified in Chapter Three.</w:t>
       </w:r>
     </w:p>
     <w:p>
@@ -3380,7 +3388,21 @@
     </w:p>
     <w:p>
       <w:r>
-        <w:t>Testing was conducted across three levels. Unit testing verified all individual PHP functions, including the bid acceptance engine, booking status manager, review and rating calculator, and role-based access control function. Integration testing verified the interactions between modules — specifically confirming that bid acceptance correctly triggers booking creation, job status update, and rejection of other bids in a single atomic process. System testing conducted the end-to-end test scenarios in Table 5.3. All 12 primary test cases passed. An additional 8 edge-case tests covering duplicate bid prevention, invalid login attempts, and admin dispute resolution were also executed with a 100% pass rate.</w:t>
+        <w:t xml:space="preserve">Testing was conducted across three levels. Unit testing verified all individual PHP functions, including the bid acceptance engine, booking status manager, review and rating calculator, and role-based access control function. Integration testing verified the interactions between </w:t>
+      </w:r>
+      <w:proofErr w:type="gramStart"/>
+      <w:r>
+        <w:t xml:space="preserve">modules </w:t>
+      </w:r>
+      <w:r>
+        <w:t xml:space="preserve"> </w:t>
+      </w:r>
+      <w:r>
+        <w:t>specifically</w:t>
+      </w:r>
+      <w:proofErr w:type="gramEnd"/>
+      <w:r>
+        <w:t xml:space="preserve"> confirming that bid acceptance correctly triggers booking creation, job status update, and rejection of other bids in a single atomic process. System testing conducted the end-to-end test scenarios in Table 5.3. All 12 primary test cases passed. An additional 8 edge-case tests covering duplicate bid prevention, invalid login attempts, and admin dispute resolution were also executed with a 100% pass rate.</w:t>
       </w:r>
     </w:p>
     <w:p>
@@ -3416,7 +3438,13 @@
     </w:p>
     <w:p>
       <w:r>
-        <w:t xml:space="preserve">Against the problem statement in Chapter One — that Zimbabwe's home services sector lacks a centralised, trusted, and locally adapted digital marketplace resulting in inability to find and verify skilled tradespeople, absence of transparent pricing, and no payment protection or quality assurance — </w:t>
+        <w:t xml:space="preserve">Against the problem statement in Chapter One </w:t>
+      </w:r>
+      <w:r>
+        <w:t xml:space="preserve"> </w:t>
+      </w:r>
+      <w:r>
+        <w:t xml:space="preserve">that Zimbabwe's home services sector lacks a centralised, trusted, and locally adapted digital marketplace resulting in inability to find and verify skilled tradespeople, absence of transparent pricing, and no payment protection or quality assurance  </w:t>
       </w:r>
       <w:proofErr w:type="spellStart"/>
       <w:r>
@@ -3432,11 +3460,11 @@
       </w:r>
       <w:proofErr w:type="spellEnd"/>
       <w:r>
-        <w:t xml:space="preserve">-style bidding provides transparent competitive pricing; the </w:t>
+        <w:t xml:space="preserve">-style bidding provides transparent competitive pricing; the booking management </w:t>
       </w:r>
       <w:r>
         <w:lastRenderedPageBreak/>
-        <w:t>booking management system with payment status tracking addresses payment accountability; and the verified review and rating system provides quality assurance.</w:t>
+        <w:t>system with payment status tracking addresses payment accountability; and the verified review and rating system provides quality assurance.</w:t>
       </w:r>
     </w:p>
     <w:p>
@@ -3471,7 +3499,7 @@
         <w:spacing w:line="278" w:lineRule="auto"/>
       </w:pPr>
       <w:r>
-        <w:t>The professional registration and profile management module was developed, enabling verified profiles showing trade, experience, service area, hourly rate, and client reviews — Fully Achieved.</w:t>
+        <w:t>The professional registration and profile management module was developed, enabling verified profiles showing trade, experience, service area, hourly rate, and client reviews Fully Achieved.</w:t>
       </w:r>
     </w:p>
     <w:p>
@@ -3503,7 +3531,21 @@
         <w:spacing w:line="278" w:lineRule="auto"/>
       </w:pPr>
       <w:r>
-        <w:t>The direct professional browsing and booking interface was designed and implemented, allowing clients to search by trade and location and book directly — Fully Achieved.</w:t>
+        <w:t xml:space="preserve">The direct professional browsing and booking interface was designed and implemented, allowing clients to search by trade and location and book </w:t>
+      </w:r>
+      <w:proofErr w:type="gramStart"/>
+      <w:r>
+        <w:t xml:space="preserve">directly </w:t>
+      </w:r>
+      <w:r>
+        <w:t xml:space="preserve"> </w:t>
+      </w:r>
+      <w:r>
+        <w:t>Fully</w:t>
+      </w:r>
+      <w:proofErr w:type="gramEnd"/>
+      <w:r>
+        <w:t xml:space="preserve"> Achieved.</w:t>
       </w:r>
     </w:p>
     <w:p>
@@ -4220,8 +4262,13 @@
       </w:r>
       <w:proofErr w:type="gramEnd"/>
       <w:r>
-        <w:t>');</w:t>
-      </w:r>
+        <w:t>'</w:t>
+      </w:r>
+      <w:proofErr w:type="gramStart"/>
+      <w:r>
+        <w:t>);</w:t>
+      </w:r>
+      <w:proofErr w:type="gramEnd"/>
     </w:p>
     <w:p>
       <w:r>
@@ -4249,8 +4296,13 @@
       </w:r>
       <w:proofErr w:type="spellEnd"/>
       <w:r>
-        <w:t>]);</w:t>
-      </w:r>
+        <w:t>]</w:t>
+      </w:r>
+      <w:proofErr w:type="gramStart"/>
+      <w:r>
+        <w:t>);</w:t>
+      </w:r>
+      <w:proofErr w:type="gramEnd"/>
     </w:p>
     <w:p>
       <w:r>
@@ -4258,17 +4310,80 @@
       </w:r>
       <w:proofErr w:type="gramStart"/>
       <w:r>
-        <w:t>fetch(</w:t>
+        <w:t>fetch();</w:t>
       </w:r>
       <w:proofErr w:type="gramEnd"/>
+    </w:p>
+    <w:p>
+      <w:r>
+        <w:t xml:space="preserve">    if ($b &amp;&amp; $b['status'] === 'open') {</w:t>
+      </w:r>
+    </w:p>
+    <w:p>
+      <w:r>
+        <w:t xml:space="preserve">        $</w:t>
+      </w:r>
+      <w:proofErr w:type="spellStart"/>
+      <w:r>
+        <w:t>pdo</w:t>
+      </w:r>
+      <w:proofErr w:type="spellEnd"/>
+      <w:r>
+        <w:t>-&gt;</w:t>
+      </w:r>
+      <w:proofErr w:type="gramStart"/>
+      <w:r>
+        <w:t>prepare(</w:t>
+      </w:r>
+      <w:proofErr w:type="gramEnd"/>
+      <w:r>
+        <w:t xml:space="preserve">'UPDATE bids SET status </w:t>
+      </w:r>
+      <w:proofErr w:type="gramStart"/>
+      <w:r>
+        <w:t>= ?</w:t>
+      </w:r>
+      <w:proofErr w:type="gramEnd"/>
+      <w:r>
+        <w:t xml:space="preserve"> WHERE </w:t>
+      </w:r>
+      <w:proofErr w:type="spellStart"/>
+      <w:r>
+        <w:t>bid_id</w:t>
+      </w:r>
+      <w:proofErr w:type="spellEnd"/>
+      <w:r>
+        <w:t xml:space="preserve"> </w:t>
+      </w:r>
+      <w:proofErr w:type="gramStart"/>
+      <w:r>
+        <w:t>= ?</w:t>
+      </w:r>
+      <w:proofErr w:type="gramEnd"/>
+      <w:r>
+        <w:t>')-&gt;</w:t>
+      </w:r>
+      <w:proofErr w:type="gramStart"/>
+      <w:r>
+        <w:t>execute(</w:t>
+      </w:r>
+      <w:proofErr w:type="gramEnd"/>
+      <w:r>
+        <w:t>['accepted', $</w:t>
+      </w:r>
+      <w:proofErr w:type="spellStart"/>
+      <w:r>
+        <w:t>bid_id</w:t>
+      </w:r>
+      <w:proofErr w:type="spellEnd"/>
+      <w:r>
+        <w:t>]</w:t>
+      </w:r>
+      <w:proofErr w:type="gramStart"/>
       <w:r>
         <w:t>);</w:t>
       </w:r>
-    </w:p>
-    <w:p>
-      <w:r>
-        <w:t xml:space="preserve">    if ($b &amp;&amp; $b['status'] === 'open') {</w:t>
-      </w:r>
+      <w:proofErr w:type="gramEnd"/>
     </w:p>
     <w:p>
       <w:r>
@@ -4300,10 +4415,108 @@
       </w:r>
       <w:proofErr w:type="spellStart"/>
       <w:r>
+        <w:t>job_id</w:t>
+      </w:r>
+      <w:proofErr w:type="spellEnd"/>
+      <w:r>
+        <w:t xml:space="preserve"> </w:t>
+      </w:r>
+      <w:proofErr w:type="gramStart"/>
+      <w:r>
+        <w:t>= ?</w:t>
+      </w:r>
+      <w:proofErr w:type="gramEnd"/>
+      <w:r>
+        <w:t xml:space="preserve"> AND </w:t>
+      </w:r>
+      <w:proofErr w:type="spellStart"/>
+      <w:r>
+        <w:t>bid_</w:t>
+      </w:r>
+      <w:proofErr w:type="gramStart"/>
+      <w:r>
+        <w:t>id</w:t>
+      </w:r>
+      <w:proofErr w:type="spellEnd"/>
+      <w:r>
+        <w:t xml:space="preserve"> !</w:t>
+      </w:r>
+      <w:proofErr w:type="gramEnd"/>
+      <w:r>
+        <w:t>= ?')-&gt;</w:t>
+      </w:r>
+      <w:proofErr w:type="gramStart"/>
+      <w:r>
+        <w:t>execute(</w:t>
+      </w:r>
+      <w:proofErr w:type="gramEnd"/>
+      <w:r>
+        <w:t>['rejected', $b['</w:t>
+      </w:r>
+      <w:proofErr w:type="spellStart"/>
+      <w:r>
+        <w:t>job_id</w:t>
+      </w:r>
+      <w:proofErr w:type="spellEnd"/>
+      <w:r>
+        <w:t>'], $</w:t>
+      </w:r>
+      <w:proofErr w:type="spellStart"/>
+      <w:r>
         <w:t>bid_id</w:t>
       </w:r>
       <w:proofErr w:type="spellEnd"/>
       <w:r>
+        <w:t>]</w:t>
+      </w:r>
+      <w:proofErr w:type="gramStart"/>
+      <w:r>
+        <w:t>);</w:t>
+      </w:r>
+      <w:proofErr w:type="gramEnd"/>
+    </w:p>
+    <w:p>
+      <w:r>
+        <w:t xml:space="preserve">        $</w:t>
+      </w:r>
+      <w:proofErr w:type="spellStart"/>
+      <w:r>
+        <w:t>pdo</w:t>
+      </w:r>
+      <w:proofErr w:type="spellEnd"/>
+      <w:r>
+        <w:t>-&gt;</w:t>
+      </w:r>
+      <w:proofErr w:type="gramStart"/>
+      <w:r>
+        <w:t>prepare(</w:t>
+      </w:r>
+      <w:proofErr w:type="gramEnd"/>
+      <w:r>
+        <w:t xml:space="preserve">'UPDATE </w:t>
+      </w:r>
+      <w:proofErr w:type="spellStart"/>
+      <w:r>
+        <w:t>job_requests</w:t>
+      </w:r>
+      <w:proofErr w:type="spellEnd"/>
+      <w:r>
+        <w:t xml:space="preserve"> SET status </w:t>
+      </w:r>
+      <w:proofErr w:type="gramStart"/>
+      <w:r>
+        <w:t>= ?</w:t>
+      </w:r>
+      <w:proofErr w:type="gramEnd"/>
+      <w:r>
+        <w:t xml:space="preserve">, </w:t>
+      </w:r>
+      <w:proofErr w:type="spellStart"/>
+      <w:r>
+        <w:t>hired_professional</w:t>
+      </w:r>
+      <w:proofErr w:type="spellEnd"/>
+      <w:r>
         <w:t xml:space="preserve"> </w:t>
       </w:r>
       <w:proofErr w:type="gramStart"/>
@@ -4312,6 +4525,22 @@
       </w:r>
       <w:proofErr w:type="gramEnd"/>
       <w:r>
+        <w:t xml:space="preserve"> WHERE </w:t>
+      </w:r>
+      <w:proofErr w:type="spellStart"/>
+      <w:r>
+        <w:t>job_id</w:t>
+      </w:r>
+      <w:proofErr w:type="spellEnd"/>
+      <w:r>
+        <w:t xml:space="preserve"> </w:t>
+      </w:r>
+      <w:proofErr w:type="gramStart"/>
+      <w:r>
+        <w:t>= ?</w:t>
+      </w:r>
+      <w:proofErr w:type="gramEnd"/>
+      <w:r>
         <w:t>')-&gt;</w:t>
       </w:r>
       <w:proofErr w:type="gramStart"/>
@@ -4320,202 +4549,37 @@
       </w:r>
       <w:proofErr w:type="gramEnd"/>
       <w:r>
-        <w:t>['accepted', $</w:t>
-      </w:r>
-      <w:proofErr w:type="spellStart"/>
-      <w:r>
-        <w:t>bid_id</w:t>
-      </w:r>
-      <w:proofErr w:type="spellEnd"/>
-      <w:r>
-        <w:t>]);</w:t>
-      </w:r>
-    </w:p>
-    <w:p>
-      <w:r>
-        <w:t xml:space="preserve">        $</w:t>
-      </w:r>
-      <w:proofErr w:type="spellStart"/>
-      <w:r>
-        <w:t>pdo</w:t>
-      </w:r>
-      <w:proofErr w:type="spellEnd"/>
-      <w:r>
-        <w:t>-&gt;</w:t>
+        <w:t>['</w:t>
+      </w:r>
+      <w:proofErr w:type="spellStart"/>
+      <w:r>
+        <w:t>in_progress</w:t>
+      </w:r>
+      <w:proofErr w:type="spellEnd"/>
+      <w:r>
+        <w:t>', $b['</w:t>
+      </w:r>
+      <w:proofErr w:type="spellStart"/>
+      <w:r>
+        <w:t>professional_id</w:t>
+      </w:r>
+      <w:proofErr w:type="spellEnd"/>
+      <w:r>
+        <w:t>'], $b['</w:t>
+      </w:r>
+      <w:proofErr w:type="spellStart"/>
+      <w:r>
+        <w:t>job_id</w:t>
+      </w:r>
+      <w:proofErr w:type="spellEnd"/>
+      <w:r>
+        <w:t>']]</w:t>
       </w:r>
       <w:proofErr w:type="gramStart"/>
       <w:r>
-        <w:t>prepare(</w:t>
+        <w:t>);</w:t>
       </w:r>
       <w:proofErr w:type="gramEnd"/>
-      <w:r>
-        <w:t xml:space="preserve">'UPDATE bids SET status </w:t>
-      </w:r>
-      <w:proofErr w:type="gramStart"/>
-      <w:r>
-        <w:t>= ?</w:t>
-      </w:r>
-      <w:proofErr w:type="gramEnd"/>
-      <w:r>
-        <w:t xml:space="preserve"> WHERE </w:t>
-      </w:r>
-      <w:proofErr w:type="spellStart"/>
-      <w:r>
-        <w:t>job_id</w:t>
-      </w:r>
-      <w:proofErr w:type="spellEnd"/>
-      <w:r>
-        <w:t xml:space="preserve"> </w:t>
-      </w:r>
-      <w:proofErr w:type="gramStart"/>
-      <w:r>
-        <w:t>= ?</w:t>
-      </w:r>
-      <w:proofErr w:type="gramEnd"/>
-      <w:r>
-        <w:t xml:space="preserve"> AND </w:t>
-      </w:r>
-      <w:proofErr w:type="spellStart"/>
-      <w:r>
-        <w:t>bid_</w:t>
-      </w:r>
-      <w:proofErr w:type="gramStart"/>
-      <w:r>
-        <w:t>id</w:t>
-      </w:r>
-      <w:proofErr w:type="spellEnd"/>
-      <w:r>
-        <w:t xml:space="preserve"> !</w:t>
-      </w:r>
-      <w:proofErr w:type="gramEnd"/>
-      <w:r>
-        <w:t>= ?')-&gt;</w:t>
-      </w:r>
-      <w:proofErr w:type="gramStart"/>
-      <w:r>
-        <w:t>execute(</w:t>
-      </w:r>
-      <w:proofErr w:type="gramEnd"/>
-      <w:r>
-        <w:t>['rejected', $b['</w:t>
-      </w:r>
-      <w:proofErr w:type="spellStart"/>
-      <w:r>
-        <w:t>job_id</w:t>
-      </w:r>
-      <w:proofErr w:type="spellEnd"/>
-      <w:r>
-        <w:t>'], $</w:t>
-      </w:r>
-      <w:proofErr w:type="spellStart"/>
-      <w:r>
-        <w:t>bid_id</w:t>
-      </w:r>
-      <w:proofErr w:type="spellEnd"/>
-      <w:r>
-        <w:t>]);</w:t>
-      </w:r>
-    </w:p>
-    <w:p>
-      <w:r>
-        <w:t xml:space="preserve">        $</w:t>
-      </w:r>
-      <w:proofErr w:type="spellStart"/>
-      <w:r>
-        <w:t>pdo</w:t>
-      </w:r>
-      <w:proofErr w:type="spellEnd"/>
-      <w:r>
-        <w:t>-&gt;</w:t>
-      </w:r>
-      <w:proofErr w:type="gramStart"/>
-      <w:r>
-        <w:t>prepare(</w:t>
-      </w:r>
-      <w:proofErr w:type="gramEnd"/>
-      <w:r>
-        <w:t xml:space="preserve">'UPDATE </w:t>
-      </w:r>
-      <w:proofErr w:type="spellStart"/>
-      <w:r>
-        <w:t>job_requests</w:t>
-      </w:r>
-      <w:proofErr w:type="spellEnd"/>
-      <w:r>
-        <w:t xml:space="preserve"> SET status </w:t>
-      </w:r>
-      <w:proofErr w:type="gramStart"/>
-      <w:r>
-        <w:t>= ?</w:t>
-      </w:r>
-      <w:proofErr w:type="gramEnd"/>
-      <w:r>
-        <w:t xml:space="preserve">, </w:t>
-      </w:r>
-      <w:proofErr w:type="spellStart"/>
-      <w:r>
-        <w:t>hired_professional</w:t>
-      </w:r>
-      <w:proofErr w:type="spellEnd"/>
-      <w:r>
-        <w:t xml:space="preserve"> </w:t>
-      </w:r>
-      <w:proofErr w:type="gramStart"/>
-      <w:r>
-        <w:t>= ?</w:t>
-      </w:r>
-      <w:proofErr w:type="gramEnd"/>
-      <w:r>
-        <w:t xml:space="preserve"> WHERE </w:t>
-      </w:r>
-      <w:proofErr w:type="spellStart"/>
-      <w:r>
-        <w:t>job_id</w:t>
-      </w:r>
-      <w:proofErr w:type="spellEnd"/>
-      <w:r>
-        <w:t xml:space="preserve"> </w:t>
-      </w:r>
-      <w:proofErr w:type="gramStart"/>
-      <w:r>
-        <w:t>= ?</w:t>
-      </w:r>
-      <w:proofErr w:type="gramEnd"/>
-      <w:r>
-        <w:t>')-&gt;</w:t>
-      </w:r>
-      <w:proofErr w:type="gramStart"/>
-      <w:r>
-        <w:t>execute(</w:t>
-      </w:r>
-      <w:proofErr w:type="gramEnd"/>
-      <w:r>
-        <w:t>['</w:t>
-      </w:r>
-      <w:proofErr w:type="spellStart"/>
-      <w:r>
-        <w:t>in_progress</w:t>
-      </w:r>
-      <w:proofErr w:type="spellEnd"/>
-      <w:r>
-        <w:t>', $b['</w:t>
-      </w:r>
-      <w:proofErr w:type="spellStart"/>
-      <w:r>
-        <w:t>professional_id</w:t>
-      </w:r>
-      <w:proofErr w:type="spellEnd"/>
-      <w:r>
-        <w:t>'], $b['</w:t>
-      </w:r>
-      <w:proofErr w:type="spellStart"/>
-      <w:r>
-        <w:t>job_id</w:t>
-      </w:r>
-      <w:proofErr w:type="spellEnd"/>
-      <w:r>
-        <w:t>']]);</w:t>
-      </w:r>
     </w:p>
     <w:p>
       <w:r>
@@ -4817,15 +4881,6 @@
   </w:abstractNum>
   <w:num w:numId="1" w16cid:durableId="1225531392">
     <w:abstractNumId w:val="1"/>
-    <w:lvlOverride w:ilvl="0"/>
-    <w:lvlOverride w:ilvl="1"/>
-    <w:lvlOverride w:ilvl="2"/>
-    <w:lvlOverride w:ilvl="3"/>
-    <w:lvlOverride w:ilvl="4"/>
-    <w:lvlOverride w:ilvl="5"/>
-    <w:lvlOverride w:ilvl="6"/>
-    <w:lvlOverride w:ilvl="7"/>
-    <w:lvlOverride w:ilvl="8"/>
   </w:num>
   <w:num w:numId="2" w16cid:durableId="75517754">
     <w:abstractNumId w:val="0"/>
@@ -5447,6 +5502,7 @@
   <w:style w:type="character" w:default="1" w:styleId="DefaultParagraphFont">
     <w:name w:val="Default Paragraph Font"/>
     <w:uiPriority w:val="1"/>
+    <w:semiHidden/>
     <w:unhideWhenUsed/>
   </w:style>
   <w:style w:type="table" w:default="1" w:styleId="TableNormal">
